--- a/templates/03_semi/qc_semi_liquid_log.docx
+++ b/templates/03_semi/qc_semi_liquid_log.docx
@@ -1,6 +1,6 @@
 
 <file path=word/document.xml><?xml version="1.0" encoding="utf-8"?>
-<w:document xmlns:wpc="http://schemas.microsoft.com/office/word/2010/wordprocessingCanvas" xmlns:cx="http://schemas.microsoft.com/office/drawing/2014/chartex" xmlns:cx1="http://schemas.microsoft.com/office/drawing/2015/9/8/chartex" xmlns:cx2="http://schemas.microsoft.com/office/drawing/2015/10/21/chartex" xmlns:cx3="http://schemas.microsoft.com/office/drawing/2016/5/9/chartex" xmlns:cx4="http://schemas.microsoft.com/office/drawing/2016/5/10/chartex" xmlns:cx5="http://schemas.microsoft.com/office/drawing/2016/5/11/chartex" xmlns:cx6="http://schemas.microsoft.com/office/drawing/2016/5/12/chartex" xmlns:cx7="http://schemas.microsoft.com/office/drawing/2016/5/13/chartex" xmlns:cx8="http://schemas.microsoft.com/office/drawing/2016/5/14/chartex" xmlns:mc="http://schemas.openxmlformats.org/markup-compatibility/2006" xmlns:aink="http://schemas.microsoft.com/office/drawing/2016/ink" xmlns:am3d="http://schemas.microsoft.com/office/drawing/2017/model3d" xmlns:o="urn:schemas-microsoft-com:office:office" xmlns:oel="http://schemas.microsoft.com/office/2019/extlst" xmlns:r="http://schemas.openxmlformats.org/officeDocument/2006/relationships" xmlns:m="http://schemas.openxmlformats.org/officeDocument/2006/math" xmlns:v="urn:schemas-microsoft-com:vml" xmlns:wp14="http://schemas.microsoft.com/office/word/2010/wordprocessingDrawing" xmlns:wp="http://schemas.openxmlformats.org/drawingml/2006/wordprocessingDrawing" xmlns:w10="urn:schemas-microsoft-com:office:word" xmlns:w="http://schemas.openxmlformats.org/wordprocessingml/2006/main" xmlns:w14="http://schemas.microsoft.com/office/word/2010/wordml" xmlns:w15="http://schemas.microsoft.com/office/word/2012/wordml" xmlns:w16cex="http://schemas.microsoft.com/office/word/2018/wordml/cex" xmlns:w16cid="http://schemas.microsoft.com/office/word/2016/wordml/cid" xmlns:w16="http://schemas.microsoft.com/office/word/2018/wordml" xmlns:w16du="http://schemas.microsoft.com/office/word/2023/wordml/word16du" xmlns:w16sdtdh="http://schemas.microsoft.com/office/word/2020/wordml/sdtdatahash" xmlns:w16sdtfl="http://schemas.microsoft.com/office/word/2024/wordml/sdtformatlock" xmlns:w16se="http://schemas.microsoft.com/office/word/2015/wordml/symex" xmlns:wpg="http://schemas.microsoft.com/office/word/2010/wordprocessingGroup" xmlns:wpi="http://schemas.microsoft.com/office/word/2010/wordprocessingInk" xmlns:wne="http://schemas.microsoft.com/office/word/2006/wordml" xmlns:wps="http://schemas.microsoft.com/office/word/2010/wordprocessingShape" mc:Ignorable="w14 w15 w16se w16cid w16 w16cex w16sdtdh w16sdtfl w16du wp14">
+<w:document xmlns:wpc="http://schemas.microsoft.com/office/word/2010/wordprocessingCanvas" xmlns:cx="http://schemas.microsoft.com/office/drawing/2014/chartex" xmlns:mc="http://schemas.openxmlformats.org/markup-compatibility/2006" xmlns:o="urn:schemas-microsoft-com:office:office" xmlns:r="http://schemas.openxmlformats.org/officeDocument/2006/relationships" xmlns:m="http://schemas.openxmlformats.org/officeDocument/2006/math" xmlns:v="urn:schemas-microsoft-com:vml" xmlns:wp14="http://schemas.microsoft.com/office/word/2010/wordprocessingDrawing" xmlns:wp="http://schemas.openxmlformats.org/drawingml/2006/wordprocessingDrawing" xmlns:w10="urn:schemas-microsoft-com:office:word" xmlns:w="http://schemas.openxmlformats.org/wordprocessingml/2006/main" xmlns:w14="http://schemas.microsoft.com/office/word/2010/wordml" xmlns:w15="http://schemas.microsoft.com/office/word/2012/wordml" xmlns:w16se="http://schemas.microsoft.com/office/word/2015/wordml/symex" xmlns:wpg="http://schemas.microsoft.com/office/word/2010/wordprocessingGroup" xmlns:wpi="http://schemas.microsoft.com/office/word/2010/wordprocessingInk" xmlns:wne="http://schemas.microsoft.com/office/word/2006/wordml" xmlns:wps="http://schemas.microsoft.com/office/word/2010/wordprocessingShape" mc:Ignorable="w14 w15 w16se wp14">
   <w:body>
     <w:tbl>
       <w:tblPr>
@@ -416,33 +416,18 @@
             <w:pPr>
               <w:pStyle w:val="ac"/>
               <w:spacing w:line="240" w:lineRule="auto"/>
-            </w:pPr>
-            <w:r>
-              <w:rPr>
-                <w:rFonts w:ascii="맑은 고딕" w:hint="eastAsia"/>
-                <w:spacing w:val="0"/>
-                <w:w w:val="100"/>
-                <w:sz w:val="20"/>
-              </w:rPr>
-              <w:t>{</w:t>
-            </w:r>
-            <w:r>
-              <w:rPr>
-                <w:rFonts w:ascii="맑은 고딕" w:hint="eastAsia"/>
-                <w:spacing w:val="0"/>
-                <w:w w:val="100"/>
-                <w:sz w:val="20"/>
-              </w:rPr>
-              <w:t>제조번호</w:t>
-            </w:r>
-            <w:r>
-              <w:rPr>
-                <w:rFonts w:ascii="맑은 고딕" w:hint="eastAsia"/>
-                <w:spacing w:val="0"/>
-                <w:w w:val="100"/>
-                <w:sz w:val="20"/>
-              </w:rPr>
-              <w:t>}</w:t>
+              <w:rPr>
+                <w:rFonts w:asciiTheme="minorEastAsia" w:eastAsiaTheme="minorEastAsia" w:hAnsiTheme="minorEastAsia"/>
+              </w:rPr>
+            </w:pPr>
+            <w:r>
+              <w:rPr>
+                <w:rFonts w:asciiTheme="minorEastAsia" w:eastAsiaTheme="minorEastAsia" w:hAnsiTheme="minorEastAsia" w:hint="eastAsia"/>
+                <w:spacing w:val="0"/>
+                <w:w w:val="100"/>
+                <w:sz w:val="20"/>
+              </w:rPr>
+              <w:t>{제조번호}</w:t>
             </w:r>
           </w:p>
         </w:tc>
@@ -495,24 +480,15 @@
               <w:wordWrap/>
               <w:spacing w:line="240" w:lineRule="auto"/>
               <w:jc w:val="center"/>
-            </w:pPr>
-            <w:r>
-              <w:rPr>
-                <w:rFonts w:ascii="맑은 고딕" w:hint="eastAsia"/>
-              </w:rPr>
-              <w:t>{</w:t>
-            </w:r>
-            <w:r>
-              <w:rPr>
-                <w:rFonts w:ascii="맑은 고딕" w:hint="eastAsia"/>
-              </w:rPr>
-              <w:t>시험번호</w:t>
-            </w:r>
-            <w:r>
-              <w:rPr>
-                <w:rFonts w:ascii="맑은 고딕" w:hint="eastAsia"/>
-              </w:rPr>
-              <w:t>}</w:t>
+              <w:rPr>
+                <w:rFonts w:asciiTheme="minorEastAsia" w:eastAsiaTheme="minorEastAsia" w:hAnsiTheme="minorEastAsia"/>
+              </w:rPr>
+            </w:pPr>
+            <w:r>
+              <w:rPr>
+                <w:rFonts w:asciiTheme="minorEastAsia" w:eastAsiaTheme="minorEastAsia" w:hAnsiTheme="minorEastAsia" w:hint="eastAsia"/>
+              </w:rPr>
+              <w:t>{시험번호}</w:t>
             </w:r>
           </w:p>
         </w:tc>
@@ -559,33 +535,18 @@
             <w:pPr>
               <w:pStyle w:val="ac"/>
               <w:spacing w:line="240" w:lineRule="auto"/>
-            </w:pPr>
-            <w:r>
-              <w:rPr>
-                <w:rFonts w:ascii="맑은 고딕" w:hint="eastAsia"/>
-                <w:spacing w:val="0"/>
-                <w:w w:val="100"/>
-                <w:sz w:val="20"/>
-              </w:rPr>
-              <w:t>{</w:t>
-            </w:r>
-            <w:r>
-              <w:rPr>
-                <w:rFonts w:ascii="맑은 고딕" w:hint="eastAsia"/>
-                <w:spacing w:val="0"/>
-                <w:w w:val="100"/>
-                <w:sz w:val="20"/>
-              </w:rPr>
-              <w:t>접수일자</w:t>
-            </w:r>
-            <w:r>
-              <w:rPr>
-                <w:rFonts w:ascii="맑은 고딕" w:hint="eastAsia"/>
-                <w:spacing w:val="0"/>
-                <w:w w:val="100"/>
-                <w:sz w:val="20"/>
-              </w:rPr>
-              <w:t>}</w:t>
+              <w:rPr>
+                <w:rFonts w:asciiTheme="minorEastAsia" w:eastAsiaTheme="minorEastAsia" w:hAnsiTheme="minorEastAsia"/>
+              </w:rPr>
+            </w:pPr>
+            <w:r>
+              <w:rPr>
+                <w:rFonts w:asciiTheme="minorEastAsia" w:eastAsiaTheme="minorEastAsia" w:hAnsiTheme="minorEastAsia" w:hint="eastAsia"/>
+                <w:spacing w:val="0"/>
+                <w:w w:val="100"/>
+                <w:sz w:val="20"/>
+              </w:rPr>
+              <w:t>{접수일자}</w:t>
             </w:r>
           </w:p>
         </w:tc>
@@ -613,27 +574,7 @@
                 <w:w w:val="100"/>
                 <w:sz w:val="20"/>
               </w:rPr>
-              <w:t xml:space="preserve">시 </w:t>
-            </w:r>
-            <w:proofErr w:type="spellStart"/>
-            <w:r>
-              <w:rPr>
-                <w:rFonts w:ascii="맑은 고딕" w:eastAsia="맑은 고딕"/>
-                <w:spacing w:val="0"/>
-                <w:w w:val="100"/>
-                <w:sz w:val="20"/>
-              </w:rPr>
-              <w:t>험</w:t>
-            </w:r>
-            <w:proofErr w:type="spellEnd"/>
-            <w:r>
-              <w:rPr>
-                <w:rFonts w:ascii="맑은 고딕" w:eastAsia="맑은 고딕"/>
-                <w:spacing w:val="0"/>
-                <w:w w:val="100"/>
-                <w:sz w:val="20"/>
-              </w:rPr>
-              <w:t xml:space="preserve"> 자</w:t>
+              <w:t>시 험 자</w:t>
             </w:r>
           </w:p>
         </w:tc>
@@ -652,13 +593,21 @@
           <w:p>
             <w:pPr>
               <w:pStyle w:val="ac"/>
-              <w:spacing w:line="240" w:lineRule="auto"/>
-            </w:pPr>
-            <w:r>
-              <w:rPr>
-                <w:rFonts w:hint="eastAsia"/>
-                <w:sz w:val="20"/>
-                <w:szCs w:val="20"/>
+              <w:wordWrap w:val="0"/>
+              <w:spacing w:before="100" w:beforeAutospacing="1" w:line="240" w:lineRule="auto"/>
+              <w:rPr>
+                <w:rFonts w:ascii="맑은 고딕" w:eastAsia="맑은 고딕" w:hint="eastAsia"/>
+                <w:spacing w:val="0"/>
+                <w:w w:val="100"/>
+                <w:sz w:val="20"/>
+              </w:rPr>
+            </w:pPr>
+            <w:r>
+              <w:rPr>
+                <w:rFonts w:ascii="맑은 고딕" w:eastAsia="맑은 고딕" w:hint="eastAsia"/>
+                <w:spacing w:val="0"/>
+                <w:w w:val="100"/>
+                <w:sz w:val="20"/>
               </w:rPr>
               <w:t>이상은</w:t>
             </w:r>
@@ -974,20 +923,18 @@
               <w:pStyle w:val="ac"/>
               <w:wordWrap w:val="0"/>
               <w:spacing w:before="100" w:beforeAutospacing="1" w:after="240" w:line="240" w:lineRule="auto"/>
+            </w:pPr>
+            <w:proofErr w:type="spellStart"/>
+            <w:r>
               <w:rPr>
                 <w:rFonts w:ascii="맑은 고딕" w:eastAsia="맑은 고딕"/>
                 <w:spacing w:val="0"/>
                 <w:w w:val="100"/>
                 <w:sz w:val="20"/>
               </w:rPr>
-            </w:pPr>
-          </w:p>
-          <w:p>
-            <w:pPr>
-              <w:pStyle w:val="ac"/>
-              <w:wordWrap w:val="0"/>
-              <w:spacing w:before="100" w:beforeAutospacing="1" w:after="240" w:line="240" w:lineRule="auto"/>
-            </w:pPr>
+              <w:t>불검출됨을</w:t>
+            </w:r>
+            <w:proofErr w:type="spellEnd"/>
             <w:r>
               <w:rPr>
                 <w:rFonts w:ascii="맑은 고딕" w:eastAsia="맑은 고딕"/>
@@ -995,7 +942,7 @@
                 <w:w w:val="100"/>
                 <w:sz w:val="20"/>
               </w:rPr>
-              <w:t>불검출됨을 확인함</w:t>
+              <w:t xml:space="preserve"> 확인함</w:t>
             </w:r>
           </w:p>
           <w:tbl>
@@ -1042,20 +989,32 @@
                     <w:wordWrap/>
                     <w:spacing w:before="100" w:beforeAutospacing="1" w:line="240" w:lineRule="auto"/>
                     <w:jc w:val="center"/>
+                    <w:rPr>
+                      <w:rFonts w:asciiTheme="minorEastAsia" w:eastAsiaTheme="minorEastAsia" w:hAnsiTheme="minorEastAsia"/>
+                    </w:rPr>
                   </w:pPr>
                   <w:r>
+                    <w:rPr>
+                      <w:rFonts w:asciiTheme="minorEastAsia" w:eastAsiaTheme="minorEastAsia" w:hAnsiTheme="minorEastAsia"/>
+                    </w:rPr>
                     <w:t xml:space="preserve">실험일자: </w:t>
                   </w:r>
                   <w:r>
+                    <w:rPr>
+                      <w:rFonts w:asciiTheme="minorEastAsia" w:eastAsiaTheme="minorEastAsia" w:hAnsiTheme="minorEastAsia"/>
+                    </w:rPr>
                     <w:t>{</w:t>
                   </w:r>
                   <w:r>
                     <w:rPr>
-                      <w:rFonts w:hint="eastAsia"/>
+                      <w:rFonts w:asciiTheme="minorEastAsia" w:eastAsiaTheme="minorEastAsia" w:hAnsiTheme="minorEastAsia" w:hint="eastAsia"/>
                     </w:rPr>
                     <w:t>접수일자</w:t>
                   </w:r>
                   <w:r>
+                    <w:rPr>
+                      <w:rFonts w:asciiTheme="minorEastAsia" w:eastAsiaTheme="minorEastAsia" w:hAnsiTheme="minorEastAsia"/>
+                    </w:rPr>
                     <w:t>}</w:t>
                   </w:r>
                 </w:p>
@@ -1077,17 +1036,31 @@
                     <w:wordWrap/>
                     <w:spacing w:before="100" w:beforeAutospacing="1" w:line="240" w:lineRule="auto"/>
                     <w:jc w:val="center"/>
+                    <w:rPr>
+                      <w:rFonts w:asciiTheme="minorEastAsia" w:eastAsiaTheme="minorEastAsia" w:hAnsiTheme="minorEastAsia"/>
+                      <w:szCs w:val="20"/>
+                    </w:rPr>
                   </w:pPr>
+                  <w:proofErr w:type="gramStart"/>
                   <w:r>
                     <w:rPr>
-                      <w:sz w:val="16"/>
+                      <w:rFonts w:asciiTheme="minorEastAsia" w:eastAsiaTheme="minorEastAsia" w:hAnsiTheme="minorEastAsia"/>
+                      <w:szCs w:val="20"/>
                     </w:rPr>
-                    <w:t xml:space="preserve">제품명 : </w:t>
+                    <w:t>제품명 :</w:t>
+                  </w:r>
+                  <w:proofErr w:type="gramEnd"/>
+                  <w:r>
+                    <w:rPr>
+                      <w:rFonts w:asciiTheme="minorEastAsia" w:eastAsiaTheme="minorEastAsia" w:hAnsiTheme="minorEastAsia"/>
+                      <w:szCs w:val="20"/>
+                    </w:rPr>
+                    <w:t xml:space="preserve"> </w:t>
                   </w:r>
                   <w:r>
                     <w:rPr>
-                      <w:rFonts w:hint="eastAsia"/>
-                      <w:sz w:val="16"/>
+                      <w:rFonts w:asciiTheme="minorEastAsia" w:eastAsiaTheme="minorEastAsia" w:hAnsiTheme="minorEastAsia" w:hint="eastAsia"/>
+                      <w:szCs w:val="20"/>
                     </w:rPr>
                     <w:t>{제품명}</w:t>
                   </w:r>
@@ -1115,8 +1088,14 @@
                     <w:wordWrap/>
                     <w:spacing w:before="100" w:beforeAutospacing="1" w:line="240" w:lineRule="auto"/>
                     <w:jc w:val="center"/>
+                    <w:rPr>
+                      <w:rFonts w:asciiTheme="minorEastAsia" w:eastAsiaTheme="minorEastAsia" w:hAnsiTheme="minorEastAsia"/>
+                    </w:rPr>
                   </w:pPr>
                   <w:r>
+                    <w:rPr>
+                      <w:rFonts w:asciiTheme="minorEastAsia" w:eastAsiaTheme="minorEastAsia" w:hAnsiTheme="minorEastAsia"/>
+                    </w:rPr>
                     <w:t>실험항목: 당도Brix</w:t>
                   </w:r>
                 </w:p>
@@ -1138,12 +1117,29 @@
                     <w:wordWrap/>
                     <w:spacing w:before="100" w:beforeAutospacing="1" w:line="240" w:lineRule="auto"/>
                     <w:jc w:val="center"/>
+                    <w:rPr>
+                      <w:rFonts w:asciiTheme="minorEastAsia" w:eastAsiaTheme="minorEastAsia" w:hAnsiTheme="minorEastAsia"/>
+                    </w:rPr>
                   </w:pPr>
+                  <w:proofErr w:type="spellStart"/>
                   <w:r>
-                    <w:t xml:space="preserve">실험기준: </w:t>
+                    <w:rPr>
+                      <w:rFonts w:asciiTheme="minorEastAsia" w:eastAsiaTheme="minorEastAsia" w:hAnsiTheme="minorEastAsia"/>
+                    </w:rPr>
+                    <w:t>실험기준</w:t>
+                  </w:r>
+                  <w:proofErr w:type="spellEnd"/>
+                  <w:r>
+                    <w:rPr>
+                      <w:rFonts w:asciiTheme="minorEastAsia" w:eastAsiaTheme="minorEastAsia" w:hAnsiTheme="minorEastAsia"/>
+                    </w:rPr>
+                    <w:t xml:space="preserve">: </w:t>
                   </w:r>
                   <w:proofErr w:type="spellStart"/>
                   <w:r>
+                    <w:rPr>
+                      <w:rFonts w:asciiTheme="minorEastAsia" w:eastAsiaTheme="minorEastAsia" w:hAnsiTheme="minorEastAsia"/>
+                    </w:rPr>
                     <w:t>기준없음</w:t>
                   </w:r>
                   <w:proofErr w:type="spellEnd"/>
@@ -1173,6 +1169,8 @@
                     <w:spacing w:before="100" w:beforeAutospacing="1" w:line="240" w:lineRule="auto"/>
                     <w:jc w:val="center"/>
                   </w:pPr>
+                  <w:bookmarkStart w:id="1" w:name="_GoBack"/>
+                  <w:bookmarkEnd w:id="1"/>
                 </w:p>
               </w:tc>
             </w:tr>
@@ -1594,7 +1592,7 @@
 </file>
 
 <file path=word/endnotes.xml><?xml version="1.0" encoding="utf-8"?>
-<w:endnotes xmlns:wpc="http://schemas.microsoft.com/office/word/2010/wordprocessingCanvas" xmlns:cx="http://schemas.microsoft.com/office/drawing/2014/chartex" xmlns:cx1="http://schemas.microsoft.com/office/drawing/2015/9/8/chartex" xmlns:cx2="http://schemas.microsoft.com/office/drawing/2015/10/21/chartex" xmlns:cx3="http://schemas.microsoft.com/office/drawing/2016/5/9/chartex" xmlns:cx4="http://schemas.microsoft.com/office/drawing/2016/5/10/chartex" xmlns:cx5="http://schemas.microsoft.com/office/drawing/2016/5/11/chartex" xmlns:cx6="http://schemas.microsoft.com/office/drawing/2016/5/12/chartex" xmlns:cx7="http://schemas.microsoft.com/office/drawing/2016/5/13/chartex" xmlns:cx8="http://schemas.microsoft.com/office/drawing/2016/5/14/chartex" xmlns:mc="http://schemas.openxmlformats.org/markup-compatibility/2006" xmlns:aink="http://schemas.microsoft.com/office/drawing/2016/ink" xmlns:am3d="http://schemas.microsoft.com/office/drawing/2017/model3d" xmlns:o="urn:schemas-microsoft-com:office:office" xmlns:oel="http://schemas.microsoft.com/office/2019/extlst" xmlns:r="http://schemas.openxmlformats.org/officeDocument/2006/relationships" xmlns:m="http://schemas.openxmlformats.org/officeDocument/2006/math" xmlns:v="urn:schemas-microsoft-com:vml" xmlns:wp14="http://schemas.microsoft.com/office/word/2010/wordprocessingDrawing" xmlns:wp="http://schemas.openxmlformats.org/drawingml/2006/wordprocessingDrawing" xmlns:w10="urn:schemas-microsoft-com:office:word" xmlns:w="http://schemas.openxmlformats.org/wordprocessingml/2006/main" xmlns:w14="http://schemas.microsoft.com/office/word/2010/wordml" xmlns:w15="http://schemas.microsoft.com/office/word/2012/wordml" xmlns:w16cex="http://schemas.microsoft.com/office/word/2018/wordml/cex" xmlns:w16cid="http://schemas.microsoft.com/office/word/2016/wordml/cid" xmlns:w16="http://schemas.microsoft.com/office/word/2018/wordml" xmlns:w16du="http://schemas.microsoft.com/office/word/2023/wordml/word16du" xmlns:w16sdtdh="http://schemas.microsoft.com/office/word/2020/wordml/sdtdatahash" xmlns:w16sdtfl="http://schemas.microsoft.com/office/word/2024/wordml/sdtformatlock" xmlns:w16se="http://schemas.microsoft.com/office/word/2015/wordml/symex" xmlns:wpg="http://schemas.microsoft.com/office/word/2010/wordprocessingGroup" xmlns:wpi="http://schemas.microsoft.com/office/word/2010/wordprocessingInk" xmlns:wne="http://schemas.microsoft.com/office/word/2006/wordml" xmlns:wps="http://schemas.microsoft.com/office/word/2010/wordprocessingShape" mc:Ignorable="w14 w15 w16se w16cid w16 w16cex w16sdtdh w16sdtfl w16du wp14">
+<w:endnotes xmlns:wpc="http://schemas.microsoft.com/office/word/2010/wordprocessingCanvas" xmlns:cx="http://schemas.microsoft.com/office/drawing/2014/chartex" xmlns:mc="http://schemas.openxmlformats.org/markup-compatibility/2006" xmlns:o="urn:schemas-microsoft-com:office:office" xmlns:r="http://schemas.openxmlformats.org/officeDocument/2006/relationships" xmlns:m="http://schemas.openxmlformats.org/officeDocument/2006/math" xmlns:v="urn:schemas-microsoft-com:vml" xmlns:wp14="http://schemas.microsoft.com/office/word/2010/wordprocessingDrawing" xmlns:wp="http://schemas.openxmlformats.org/drawingml/2006/wordprocessingDrawing" xmlns:w10="urn:schemas-microsoft-com:office:word" xmlns:w="http://schemas.openxmlformats.org/wordprocessingml/2006/main" xmlns:w14="http://schemas.microsoft.com/office/word/2010/wordml" xmlns:w15="http://schemas.microsoft.com/office/word/2012/wordml" xmlns:w16se="http://schemas.microsoft.com/office/word/2015/wordml/symex" xmlns:wpg="http://schemas.microsoft.com/office/word/2010/wordprocessingGroup" xmlns:wpi="http://schemas.microsoft.com/office/word/2010/wordprocessingInk" xmlns:wne="http://schemas.microsoft.com/office/word/2006/wordml" xmlns:wps="http://schemas.microsoft.com/office/word/2010/wordprocessingShape" mc:Ignorable="w14 w15 w16se wp14">
   <w:endnote w:type="separator" w:id="-1">
     <w:p>
       <w:pPr>
@@ -1619,7 +1617,7 @@
 </file>
 
 <file path=word/footer1.xml><?xml version="1.0" encoding="utf-8"?>
-<w:ftr xmlns:wpc="http://schemas.microsoft.com/office/word/2010/wordprocessingCanvas" xmlns:cx="http://schemas.microsoft.com/office/drawing/2014/chartex" xmlns:cx1="http://schemas.microsoft.com/office/drawing/2015/9/8/chartex" xmlns:cx2="http://schemas.microsoft.com/office/drawing/2015/10/21/chartex" xmlns:cx3="http://schemas.microsoft.com/office/drawing/2016/5/9/chartex" xmlns:cx4="http://schemas.microsoft.com/office/drawing/2016/5/10/chartex" xmlns:cx5="http://schemas.microsoft.com/office/drawing/2016/5/11/chartex" xmlns:cx6="http://schemas.microsoft.com/office/drawing/2016/5/12/chartex" xmlns:cx7="http://schemas.microsoft.com/office/drawing/2016/5/13/chartex" xmlns:cx8="http://schemas.microsoft.com/office/drawing/2016/5/14/chartex" xmlns:mc="http://schemas.openxmlformats.org/markup-compatibility/2006" xmlns:aink="http://schemas.microsoft.com/office/drawing/2016/ink" xmlns:am3d="http://schemas.microsoft.com/office/drawing/2017/model3d" xmlns:o="urn:schemas-microsoft-com:office:office" xmlns:oel="http://schemas.microsoft.com/office/2019/extlst" xmlns:r="http://schemas.openxmlformats.org/officeDocument/2006/relationships" xmlns:m="http://schemas.openxmlformats.org/officeDocument/2006/math" xmlns:v="urn:schemas-microsoft-com:vml" xmlns:wp14="http://schemas.microsoft.com/office/word/2010/wordprocessingDrawing" xmlns:wp="http://schemas.openxmlformats.org/drawingml/2006/wordprocessingDrawing" xmlns:w10="urn:schemas-microsoft-com:office:word" xmlns:w="http://schemas.openxmlformats.org/wordprocessingml/2006/main" xmlns:w14="http://schemas.microsoft.com/office/word/2010/wordml" xmlns:w15="http://schemas.microsoft.com/office/word/2012/wordml" xmlns:w16cex="http://schemas.microsoft.com/office/word/2018/wordml/cex" xmlns:w16cid="http://schemas.microsoft.com/office/word/2016/wordml/cid" xmlns:w16="http://schemas.microsoft.com/office/word/2018/wordml" xmlns:w16du="http://schemas.microsoft.com/office/word/2023/wordml/word16du" xmlns:w16sdtdh="http://schemas.microsoft.com/office/word/2020/wordml/sdtdatahash" xmlns:w16sdtfl="http://schemas.microsoft.com/office/word/2024/wordml/sdtformatlock" xmlns:w16se="http://schemas.microsoft.com/office/word/2015/wordml/symex" xmlns:wpg="http://schemas.microsoft.com/office/word/2010/wordprocessingGroup" xmlns:wpi="http://schemas.microsoft.com/office/word/2010/wordprocessingInk" xmlns:wne="http://schemas.microsoft.com/office/word/2006/wordml" xmlns:wps="http://schemas.microsoft.com/office/word/2010/wordprocessingShape" mc:Ignorable="w14 w15 w16se w16cid w16 w16cex w16sdtdh w16sdtfl w16du wp14">
+<w:ftr xmlns:wpc="http://schemas.microsoft.com/office/word/2010/wordprocessingCanvas" xmlns:cx="http://schemas.microsoft.com/office/drawing/2014/chartex" xmlns:mc="http://schemas.openxmlformats.org/markup-compatibility/2006" xmlns:o="urn:schemas-microsoft-com:office:office" xmlns:r="http://schemas.openxmlformats.org/officeDocument/2006/relationships" xmlns:m="http://schemas.openxmlformats.org/officeDocument/2006/math" xmlns:v="urn:schemas-microsoft-com:vml" xmlns:wp14="http://schemas.microsoft.com/office/word/2010/wordprocessingDrawing" xmlns:wp="http://schemas.openxmlformats.org/drawingml/2006/wordprocessingDrawing" xmlns:w10="urn:schemas-microsoft-com:office:word" xmlns:w="http://schemas.openxmlformats.org/wordprocessingml/2006/main" xmlns:w14="http://schemas.microsoft.com/office/word/2010/wordml" xmlns:w15="http://schemas.microsoft.com/office/word/2012/wordml" xmlns:w16se="http://schemas.microsoft.com/office/word/2015/wordml/symex" xmlns:wpg="http://schemas.microsoft.com/office/word/2010/wordprocessingGroup" xmlns:wpi="http://schemas.microsoft.com/office/word/2010/wordprocessingInk" xmlns:wne="http://schemas.microsoft.com/office/word/2006/wordml" xmlns:wps="http://schemas.microsoft.com/office/word/2010/wordprocessingShape" mc:Ignorable="w14 w15 w16se wp14">
   <w:p>
     <w:pPr>
       <w:pStyle w:val="ae"/>
@@ -1629,7 +1627,7 @@
 </file>
 
 <file path=word/footer2.xml><?xml version="1.0" encoding="utf-8"?>
-<w:ftr xmlns:wpc="http://schemas.microsoft.com/office/word/2010/wordprocessingCanvas" xmlns:cx="http://schemas.microsoft.com/office/drawing/2014/chartex" xmlns:cx1="http://schemas.microsoft.com/office/drawing/2015/9/8/chartex" xmlns:cx2="http://schemas.microsoft.com/office/drawing/2015/10/21/chartex" xmlns:cx3="http://schemas.microsoft.com/office/drawing/2016/5/9/chartex" xmlns:cx4="http://schemas.microsoft.com/office/drawing/2016/5/10/chartex" xmlns:cx5="http://schemas.microsoft.com/office/drawing/2016/5/11/chartex" xmlns:cx6="http://schemas.microsoft.com/office/drawing/2016/5/12/chartex" xmlns:cx7="http://schemas.microsoft.com/office/drawing/2016/5/13/chartex" xmlns:cx8="http://schemas.microsoft.com/office/drawing/2016/5/14/chartex" xmlns:mc="http://schemas.openxmlformats.org/markup-compatibility/2006" xmlns:aink="http://schemas.microsoft.com/office/drawing/2016/ink" xmlns:am3d="http://schemas.microsoft.com/office/drawing/2017/model3d" xmlns:o="urn:schemas-microsoft-com:office:office" xmlns:oel="http://schemas.microsoft.com/office/2019/extlst" xmlns:r="http://schemas.openxmlformats.org/officeDocument/2006/relationships" xmlns:m="http://schemas.openxmlformats.org/officeDocument/2006/math" xmlns:v="urn:schemas-microsoft-com:vml" xmlns:wp14="http://schemas.microsoft.com/office/word/2010/wordprocessingDrawing" xmlns:wp="http://schemas.openxmlformats.org/drawingml/2006/wordprocessingDrawing" xmlns:w10="urn:schemas-microsoft-com:office:word" xmlns:w="http://schemas.openxmlformats.org/wordprocessingml/2006/main" xmlns:w14="http://schemas.microsoft.com/office/word/2010/wordml" xmlns:w15="http://schemas.microsoft.com/office/word/2012/wordml" xmlns:w16cex="http://schemas.microsoft.com/office/word/2018/wordml/cex" xmlns:w16cid="http://schemas.microsoft.com/office/word/2016/wordml/cid" xmlns:w16="http://schemas.microsoft.com/office/word/2018/wordml" xmlns:w16du="http://schemas.microsoft.com/office/word/2023/wordml/word16du" xmlns:w16sdtdh="http://schemas.microsoft.com/office/word/2020/wordml/sdtdatahash" xmlns:w16sdtfl="http://schemas.microsoft.com/office/word/2024/wordml/sdtformatlock" xmlns:w16se="http://schemas.microsoft.com/office/word/2015/wordml/symex" xmlns:wpg="http://schemas.microsoft.com/office/word/2010/wordprocessingGroup" xmlns:wpi="http://schemas.microsoft.com/office/word/2010/wordprocessingInk" xmlns:wne="http://schemas.microsoft.com/office/word/2006/wordml" xmlns:wps="http://schemas.microsoft.com/office/word/2010/wordprocessingShape" mc:Ignorable="w14 w15 w16se w16cid w16 w16cex w16sdtdh w16sdtfl w16du wp14">
+<w:ftr xmlns:wpc="http://schemas.microsoft.com/office/word/2010/wordprocessingCanvas" xmlns:cx="http://schemas.microsoft.com/office/drawing/2014/chartex" xmlns:mc="http://schemas.openxmlformats.org/markup-compatibility/2006" xmlns:o="urn:schemas-microsoft-com:office:office" xmlns:r="http://schemas.openxmlformats.org/officeDocument/2006/relationships" xmlns:m="http://schemas.openxmlformats.org/officeDocument/2006/math" xmlns:v="urn:schemas-microsoft-com:vml" xmlns:wp14="http://schemas.microsoft.com/office/word/2010/wordprocessingDrawing" xmlns:wp="http://schemas.openxmlformats.org/drawingml/2006/wordprocessingDrawing" xmlns:w10="urn:schemas-microsoft-com:office:word" xmlns:w="http://schemas.openxmlformats.org/wordprocessingml/2006/main" xmlns:w14="http://schemas.microsoft.com/office/word/2010/wordml" xmlns:w15="http://schemas.microsoft.com/office/word/2012/wordml" xmlns:w16se="http://schemas.microsoft.com/office/word/2015/wordml/symex" xmlns:wpg="http://schemas.microsoft.com/office/word/2010/wordprocessingGroup" xmlns:wpi="http://schemas.microsoft.com/office/word/2010/wordprocessingInk" xmlns:wne="http://schemas.microsoft.com/office/word/2006/wordml" xmlns:wps="http://schemas.microsoft.com/office/word/2010/wordprocessingShape" mc:Ignorable="w14 w15 w16se wp14">
   <w:p>
     <w:pPr>
       <w:pStyle w:val="a6"/>
@@ -1639,7 +1637,7 @@
 </file>
 
 <file path=word/footer3.xml><?xml version="1.0" encoding="utf-8"?>
-<w:ftr xmlns:wpc="http://schemas.microsoft.com/office/word/2010/wordprocessingCanvas" xmlns:cx="http://schemas.microsoft.com/office/drawing/2014/chartex" xmlns:cx1="http://schemas.microsoft.com/office/drawing/2015/9/8/chartex" xmlns:cx2="http://schemas.microsoft.com/office/drawing/2015/10/21/chartex" xmlns:cx3="http://schemas.microsoft.com/office/drawing/2016/5/9/chartex" xmlns:cx4="http://schemas.microsoft.com/office/drawing/2016/5/10/chartex" xmlns:cx5="http://schemas.microsoft.com/office/drawing/2016/5/11/chartex" xmlns:cx6="http://schemas.microsoft.com/office/drawing/2016/5/12/chartex" xmlns:cx7="http://schemas.microsoft.com/office/drawing/2016/5/13/chartex" xmlns:cx8="http://schemas.microsoft.com/office/drawing/2016/5/14/chartex" xmlns:mc="http://schemas.openxmlformats.org/markup-compatibility/2006" xmlns:aink="http://schemas.microsoft.com/office/drawing/2016/ink" xmlns:am3d="http://schemas.microsoft.com/office/drawing/2017/model3d" xmlns:o="urn:schemas-microsoft-com:office:office" xmlns:oel="http://schemas.microsoft.com/office/2019/extlst" xmlns:r="http://schemas.openxmlformats.org/officeDocument/2006/relationships" xmlns:m="http://schemas.openxmlformats.org/officeDocument/2006/math" xmlns:v="urn:schemas-microsoft-com:vml" xmlns:wp14="http://schemas.microsoft.com/office/word/2010/wordprocessingDrawing" xmlns:wp="http://schemas.openxmlformats.org/drawingml/2006/wordprocessingDrawing" xmlns:w10="urn:schemas-microsoft-com:office:word" xmlns:w="http://schemas.openxmlformats.org/wordprocessingml/2006/main" xmlns:w14="http://schemas.microsoft.com/office/word/2010/wordml" xmlns:w15="http://schemas.microsoft.com/office/word/2012/wordml" xmlns:w16cex="http://schemas.microsoft.com/office/word/2018/wordml/cex" xmlns:w16cid="http://schemas.microsoft.com/office/word/2016/wordml/cid" xmlns:w16="http://schemas.microsoft.com/office/word/2018/wordml" xmlns:w16du="http://schemas.microsoft.com/office/word/2023/wordml/word16du" xmlns:w16sdtdh="http://schemas.microsoft.com/office/word/2020/wordml/sdtdatahash" xmlns:w16sdtfl="http://schemas.microsoft.com/office/word/2024/wordml/sdtformatlock" xmlns:w16se="http://schemas.microsoft.com/office/word/2015/wordml/symex" xmlns:wpg="http://schemas.microsoft.com/office/word/2010/wordprocessingGroup" xmlns:wpi="http://schemas.microsoft.com/office/word/2010/wordprocessingInk" xmlns:wne="http://schemas.microsoft.com/office/word/2006/wordml" xmlns:wps="http://schemas.microsoft.com/office/word/2010/wordprocessingShape" mc:Ignorable="w14 w15 w16se w16cid w16 w16cex w16sdtdh w16sdtfl w16du wp14">
+<w:ftr xmlns:wpc="http://schemas.microsoft.com/office/word/2010/wordprocessingCanvas" xmlns:cx="http://schemas.microsoft.com/office/drawing/2014/chartex" xmlns:mc="http://schemas.openxmlformats.org/markup-compatibility/2006" xmlns:o="urn:schemas-microsoft-com:office:office" xmlns:r="http://schemas.openxmlformats.org/officeDocument/2006/relationships" xmlns:m="http://schemas.openxmlformats.org/officeDocument/2006/math" xmlns:v="urn:schemas-microsoft-com:vml" xmlns:wp14="http://schemas.microsoft.com/office/word/2010/wordprocessingDrawing" xmlns:wp="http://schemas.openxmlformats.org/drawingml/2006/wordprocessingDrawing" xmlns:w10="urn:schemas-microsoft-com:office:word" xmlns:w="http://schemas.openxmlformats.org/wordprocessingml/2006/main" xmlns:w14="http://schemas.microsoft.com/office/word/2010/wordml" xmlns:w15="http://schemas.microsoft.com/office/word/2012/wordml" xmlns:w16se="http://schemas.microsoft.com/office/word/2015/wordml/symex" xmlns:wpg="http://schemas.microsoft.com/office/word/2010/wordprocessingGroup" xmlns:wpi="http://schemas.microsoft.com/office/word/2010/wordprocessingInk" xmlns:wne="http://schemas.microsoft.com/office/word/2006/wordml" xmlns:wps="http://schemas.microsoft.com/office/word/2010/wordprocessingShape" mc:Ignorable="w14 w15 w16se wp14">
   <w:p>
     <w:pPr>
       <w:pStyle w:val="ae"/>
@@ -1649,7 +1647,7 @@
 </file>
 
 <file path=word/footnotes.xml><?xml version="1.0" encoding="utf-8"?>
-<w:footnotes xmlns:wpc="http://schemas.microsoft.com/office/word/2010/wordprocessingCanvas" xmlns:cx="http://schemas.microsoft.com/office/drawing/2014/chartex" xmlns:cx1="http://schemas.microsoft.com/office/drawing/2015/9/8/chartex" xmlns:cx2="http://schemas.microsoft.com/office/drawing/2015/10/21/chartex" xmlns:cx3="http://schemas.microsoft.com/office/drawing/2016/5/9/chartex" xmlns:cx4="http://schemas.microsoft.com/office/drawing/2016/5/10/chartex" xmlns:cx5="http://schemas.microsoft.com/office/drawing/2016/5/11/chartex" xmlns:cx6="http://schemas.microsoft.com/office/drawing/2016/5/12/chartex" xmlns:cx7="http://schemas.microsoft.com/office/drawing/2016/5/13/chartex" xmlns:cx8="http://schemas.microsoft.com/office/drawing/2016/5/14/chartex" xmlns:mc="http://schemas.openxmlformats.org/markup-compatibility/2006" xmlns:aink="http://schemas.microsoft.com/office/drawing/2016/ink" xmlns:am3d="http://schemas.microsoft.com/office/drawing/2017/model3d" xmlns:o="urn:schemas-microsoft-com:office:office" xmlns:oel="http://schemas.microsoft.com/office/2019/extlst" xmlns:r="http://schemas.openxmlformats.org/officeDocument/2006/relationships" xmlns:m="http://schemas.openxmlformats.org/officeDocument/2006/math" xmlns:v="urn:schemas-microsoft-com:vml" xmlns:wp14="http://schemas.microsoft.com/office/word/2010/wordprocessingDrawing" xmlns:wp="http://schemas.openxmlformats.org/drawingml/2006/wordprocessingDrawing" xmlns:w10="urn:schemas-microsoft-com:office:word" xmlns:w="http://schemas.openxmlformats.org/wordprocessingml/2006/main" xmlns:w14="http://schemas.microsoft.com/office/word/2010/wordml" xmlns:w15="http://schemas.microsoft.com/office/word/2012/wordml" xmlns:w16cex="http://schemas.microsoft.com/office/word/2018/wordml/cex" xmlns:w16cid="http://schemas.microsoft.com/office/word/2016/wordml/cid" xmlns:w16="http://schemas.microsoft.com/office/word/2018/wordml" xmlns:w16du="http://schemas.microsoft.com/office/word/2023/wordml/word16du" xmlns:w16sdtdh="http://schemas.microsoft.com/office/word/2020/wordml/sdtdatahash" xmlns:w16sdtfl="http://schemas.microsoft.com/office/word/2024/wordml/sdtformatlock" xmlns:w16se="http://schemas.microsoft.com/office/word/2015/wordml/symex" xmlns:wpg="http://schemas.microsoft.com/office/word/2010/wordprocessingGroup" xmlns:wpi="http://schemas.microsoft.com/office/word/2010/wordprocessingInk" xmlns:wne="http://schemas.microsoft.com/office/word/2006/wordml" xmlns:wps="http://schemas.microsoft.com/office/word/2010/wordprocessingShape" mc:Ignorable="w14 w15 w16se w16cid w16 w16cex w16sdtdh w16sdtfl w16du wp14">
+<w:footnotes xmlns:wpc="http://schemas.microsoft.com/office/word/2010/wordprocessingCanvas" xmlns:cx="http://schemas.microsoft.com/office/drawing/2014/chartex" xmlns:mc="http://schemas.openxmlformats.org/markup-compatibility/2006" xmlns:o="urn:schemas-microsoft-com:office:office" xmlns:r="http://schemas.openxmlformats.org/officeDocument/2006/relationships" xmlns:m="http://schemas.openxmlformats.org/officeDocument/2006/math" xmlns:v="urn:schemas-microsoft-com:vml" xmlns:wp14="http://schemas.microsoft.com/office/word/2010/wordprocessingDrawing" xmlns:wp="http://schemas.openxmlformats.org/drawingml/2006/wordprocessingDrawing" xmlns:w10="urn:schemas-microsoft-com:office:word" xmlns:w="http://schemas.openxmlformats.org/wordprocessingml/2006/main" xmlns:w14="http://schemas.microsoft.com/office/word/2010/wordml" xmlns:w15="http://schemas.microsoft.com/office/word/2012/wordml" xmlns:w16se="http://schemas.microsoft.com/office/word/2015/wordml/symex" xmlns:wpg="http://schemas.microsoft.com/office/word/2010/wordprocessingGroup" xmlns:wpi="http://schemas.microsoft.com/office/word/2010/wordprocessingInk" xmlns:wne="http://schemas.microsoft.com/office/word/2006/wordml" xmlns:wps="http://schemas.microsoft.com/office/word/2010/wordprocessingShape" mc:Ignorable="w14 w15 w16se wp14">
   <w:footnote w:type="separator" w:id="-1">
     <w:p>
       <w:pPr>
@@ -1674,7 +1672,7 @@
 </file>
 
 <file path=word/header1.xml><?xml version="1.0" encoding="utf-8"?>
-<w:hdr xmlns:wpc="http://schemas.microsoft.com/office/word/2010/wordprocessingCanvas" xmlns:cx="http://schemas.microsoft.com/office/drawing/2014/chartex" xmlns:cx1="http://schemas.microsoft.com/office/drawing/2015/9/8/chartex" xmlns:cx2="http://schemas.microsoft.com/office/drawing/2015/10/21/chartex" xmlns:cx3="http://schemas.microsoft.com/office/drawing/2016/5/9/chartex" xmlns:cx4="http://schemas.microsoft.com/office/drawing/2016/5/10/chartex" xmlns:cx5="http://schemas.microsoft.com/office/drawing/2016/5/11/chartex" xmlns:cx6="http://schemas.microsoft.com/office/drawing/2016/5/12/chartex" xmlns:cx7="http://schemas.microsoft.com/office/drawing/2016/5/13/chartex" xmlns:cx8="http://schemas.microsoft.com/office/drawing/2016/5/14/chartex" xmlns:mc="http://schemas.openxmlformats.org/markup-compatibility/2006" xmlns:aink="http://schemas.microsoft.com/office/drawing/2016/ink" xmlns:am3d="http://schemas.microsoft.com/office/drawing/2017/model3d" xmlns:o="urn:schemas-microsoft-com:office:office" xmlns:oel="http://schemas.microsoft.com/office/2019/extlst" xmlns:r="http://schemas.openxmlformats.org/officeDocument/2006/relationships" xmlns:m="http://schemas.openxmlformats.org/officeDocument/2006/math" xmlns:v="urn:schemas-microsoft-com:vml" xmlns:wp14="http://schemas.microsoft.com/office/word/2010/wordprocessingDrawing" xmlns:wp="http://schemas.openxmlformats.org/drawingml/2006/wordprocessingDrawing" xmlns:w10="urn:schemas-microsoft-com:office:word" xmlns:w="http://schemas.openxmlformats.org/wordprocessingml/2006/main" xmlns:w14="http://schemas.microsoft.com/office/word/2010/wordml" xmlns:w15="http://schemas.microsoft.com/office/word/2012/wordml" xmlns:w16cex="http://schemas.microsoft.com/office/word/2018/wordml/cex" xmlns:w16cid="http://schemas.microsoft.com/office/word/2016/wordml/cid" xmlns:w16="http://schemas.microsoft.com/office/word/2018/wordml" xmlns:w16du="http://schemas.microsoft.com/office/word/2023/wordml/word16du" xmlns:w16sdtdh="http://schemas.microsoft.com/office/word/2020/wordml/sdtdatahash" xmlns:w16sdtfl="http://schemas.microsoft.com/office/word/2024/wordml/sdtformatlock" xmlns:w16se="http://schemas.microsoft.com/office/word/2015/wordml/symex" xmlns:wpg="http://schemas.microsoft.com/office/word/2010/wordprocessingGroup" xmlns:wpi="http://schemas.microsoft.com/office/word/2010/wordprocessingInk" xmlns:wne="http://schemas.microsoft.com/office/word/2006/wordml" xmlns:wps="http://schemas.microsoft.com/office/word/2010/wordprocessingShape" mc:Ignorable="w14 w15 w16se w16cid w16 w16cex w16sdtdh w16sdtfl w16du wp14">
+<w:hdr xmlns:wpc="http://schemas.microsoft.com/office/word/2010/wordprocessingCanvas" xmlns:cx="http://schemas.microsoft.com/office/drawing/2014/chartex" xmlns:mc="http://schemas.openxmlformats.org/markup-compatibility/2006" xmlns:o="urn:schemas-microsoft-com:office:office" xmlns:r="http://schemas.openxmlformats.org/officeDocument/2006/relationships" xmlns:m="http://schemas.openxmlformats.org/officeDocument/2006/math" xmlns:v="urn:schemas-microsoft-com:vml" xmlns:wp14="http://schemas.microsoft.com/office/word/2010/wordprocessingDrawing" xmlns:wp="http://schemas.openxmlformats.org/drawingml/2006/wordprocessingDrawing" xmlns:w10="urn:schemas-microsoft-com:office:word" xmlns:w="http://schemas.openxmlformats.org/wordprocessingml/2006/main" xmlns:w14="http://schemas.microsoft.com/office/word/2010/wordml" xmlns:w15="http://schemas.microsoft.com/office/word/2012/wordml" xmlns:w16se="http://schemas.microsoft.com/office/word/2015/wordml/symex" xmlns:wpg="http://schemas.microsoft.com/office/word/2010/wordprocessingGroup" xmlns:wpi="http://schemas.microsoft.com/office/word/2010/wordprocessingInk" xmlns:wne="http://schemas.microsoft.com/office/word/2006/wordml" xmlns:wps="http://schemas.microsoft.com/office/word/2010/wordprocessingShape" mc:Ignorable="w14 w15 w16se wp14">
   <w:p>
     <w:pPr>
       <w:pStyle w:val="ad"/>
@@ -1684,7 +1682,7 @@
 </file>
 
 <file path=word/header2.xml><?xml version="1.0" encoding="utf-8"?>
-<w:hdr xmlns:wpc="http://schemas.microsoft.com/office/word/2010/wordprocessingCanvas" xmlns:cx="http://schemas.microsoft.com/office/drawing/2014/chartex" xmlns:cx1="http://schemas.microsoft.com/office/drawing/2015/9/8/chartex" xmlns:cx2="http://schemas.microsoft.com/office/drawing/2015/10/21/chartex" xmlns:cx3="http://schemas.microsoft.com/office/drawing/2016/5/9/chartex" xmlns:cx4="http://schemas.microsoft.com/office/drawing/2016/5/10/chartex" xmlns:cx5="http://schemas.microsoft.com/office/drawing/2016/5/11/chartex" xmlns:cx6="http://schemas.microsoft.com/office/drawing/2016/5/12/chartex" xmlns:cx7="http://schemas.microsoft.com/office/drawing/2016/5/13/chartex" xmlns:cx8="http://schemas.microsoft.com/office/drawing/2016/5/14/chartex" xmlns:mc="http://schemas.openxmlformats.org/markup-compatibility/2006" xmlns:aink="http://schemas.microsoft.com/office/drawing/2016/ink" xmlns:am3d="http://schemas.microsoft.com/office/drawing/2017/model3d" xmlns:o="urn:schemas-microsoft-com:office:office" xmlns:oel="http://schemas.microsoft.com/office/2019/extlst" xmlns:r="http://schemas.openxmlformats.org/officeDocument/2006/relationships" xmlns:m="http://schemas.openxmlformats.org/officeDocument/2006/math" xmlns:v="urn:schemas-microsoft-com:vml" xmlns:wp14="http://schemas.microsoft.com/office/word/2010/wordprocessingDrawing" xmlns:wp="http://schemas.openxmlformats.org/drawingml/2006/wordprocessingDrawing" xmlns:w10="urn:schemas-microsoft-com:office:word" xmlns:w="http://schemas.openxmlformats.org/wordprocessingml/2006/main" xmlns:w14="http://schemas.microsoft.com/office/word/2010/wordml" xmlns:w15="http://schemas.microsoft.com/office/word/2012/wordml" xmlns:w16cex="http://schemas.microsoft.com/office/word/2018/wordml/cex" xmlns:w16cid="http://schemas.microsoft.com/office/word/2016/wordml/cid" xmlns:w16="http://schemas.microsoft.com/office/word/2018/wordml" xmlns:w16du="http://schemas.microsoft.com/office/word/2023/wordml/word16du" xmlns:w16sdtdh="http://schemas.microsoft.com/office/word/2020/wordml/sdtdatahash" xmlns:w16sdtfl="http://schemas.microsoft.com/office/word/2024/wordml/sdtformatlock" xmlns:w16se="http://schemas.microsoft.com/office/word/2015/wordml/symex" xmlns:wpg="http://schemas.microsoft.com/office/word/2010/wordprocessingGroup" xmlns:wpi="http://schemas.microsoft.com/office/word/2010/wordprocessingInk" xmlns:wne="http://schemas.microsoft.com/office/word/2006/wordml" xmlns:wps="http://schemas.microsoft.com/office/word/2010/wordprocessingShape" mc:Ignorable="w14 w15 w16se w16cid w16 w16cex w16sdtdh w16sdtfl w16du wp14">
+<w:hdr xmlns:wpc="http://schemas.microsoft.com/office/word/2010/wordprocessingCanvas" xmlns:cx="http://schemas.microsoft.com/office/drawing/2014/chartex" xmlns:mc="http://schemas.openxmlformats.org/markup-compatibility/2006" xmlns:o="urn:schemas-microsoft-com:office:office" xmlns:r="http://schemas.openxmlformats.org/officeDocument/2006/relationships" xmlns:m="http://schemas.openxmlformats.org/officeDocument/2006/math" xmlns:v="urn:schemas-microsoft-com:vml" xmlns:wp14="http://schemas.microsoft.com/office/word/2010/wordprocessingDrawing" xmlns:wp="http://schemas.openxmlformats.org/drawingml/2006/wordprocessingDrawing" xmlns:w10="urn:schemas-microsoft-com:office:word" xmlns:w="http://schemas.openxmlformats.org/wordprocessingml/2006/main" xmlns:w14="http://schemas.microsoft.com/office/word/2010/wordml" xmlns:w15="http://schemas.microsoft.com/office/word/2012/wordml" xmlns:w16se="http://schemas.microsoft.com/office/word/2015/wordml/symex" xmlns:wpg="http://schemas.microsoft.com/office/word/2010/wordprocessingGroup" xmlns:wpi="http://schemas.microsoft.com/office/word/2010/wordprocessingInk" xmlns:wne="http://schemas.microsoft.com/office/word/2006/wordml" xmlns:wps="http://schemas.microsoft.com/office/word/2010/wordprocessingShape" mc:Ignorable="w14 w15 w16se wp14">
   <w:p>
     <w:pPr>
       <w:pStyle w:val="a6"/>
@@ -1697,7 +1695,7 @@
 </file>
 
 <file path=word/header3.xml><?xml version="1.0" encoding="utf-8"?>
-<w:hdr xmlns:wpc="http://schemas.microsoft.com/office/word/2010/wordprocessingCanvas" xmlns:cx="http://schemas.microsoft.com/office/drawing/2014/chartex" xmlns:cx1="http://schemas.microsoft.com/office/drawing/2015/9/8/chartex" xmlns:cx2="http://schemas.microsoft.com/office/drawing/2015/10/21/chartex" xmlns:cx3="http://schemas.microsoft.com/office/drawing/2016/5/9/chartex" xmlns:cx4="http://schemas.microsoft.com/office/drawing/2016/5/10/chartex" xmlns:cx5="http://schemas.microsoft.com/office/drawing/2016/5/11/chartex" xmlns:cx6="http://schemas.microsoft.com/office/drawing/2016/5/12/chartex" xmlns:cx7="http://schemas.microsoft.com/office/drawing/2016/5/13/chartex" xmlns:cx8="http://schemas.microsoft.com/office/drawing/2016/5/14/chartex" xmlns:mc="http://schemas.openxmlformats.org/markup-compatibility/2006" xmlns:aink="http://schemas.microsoft.com/office/drawing/2016/ink" xmlns:am3d="http://schemas.microsoft.com/office/drawing/2017/model3d" xmlns:o="urn:schemas-microsoft-com:office:office" xmlns:oel="http://schemas.microsoft.com/office/2019/extlst" xmlns:r="http://schemas.openxmlformats.org/officeDocument/2006/relationships" xmlns:m="http://schemas.openxmlformats.org/officeDocument/2006/math" xmlns:v="urn:schemas-microsoft-com:vml" xmlns:wp14="http://schemas.microsoft.com/office/word/2010/wordprocessingDrawing" xmlns:wp="http://schemas.openxmlformats.org/drawingml/2006/wordprocessingDrawing" xmlns:w10="urn:schemas-microsoft-com:office:word" xmlns:w="http://schemas.openxmlformats.org/wordprocessingml/2006/main" xmlns:w14="http://schemas.microsoft.com/office/word/2010/wordml" xmlns:w15="http://schemas.microsoft.com/office/word/2012/wordml" xmlns:w16cex="http://schemas.microsoft.com/office/word/2018/wordml/cex" xmlns:w16cid="http://schemas.microsoft.com/office/word/2016/wordml/cid" xmlns:w16="http://schemas.microsoft.com/office/word/2018/wordml" xmlns:w16du="http://schemas.microsoft.com/office/word/2023/wordml/word16du" xmlns:w16sdtdh="http://schemas.microsoft.com/office/word/2020/wordml/sdtdatahash" xmlns:w16sdtfl="http://schemas.microsoft.com/office/word/2024/wordml/sdtformatlock" xmlns:w16se="http://schemas.microsoft.com/office/word/2015/wordml/symex" xmlns:wpg="http://schemas.microsoft.com/office/word/2010/wordprocessingGroup" xmlns:wpi="http://schemas.microsoft.com/office/word/2010/wordprocessingInk" xmlns:wne="http://schemas.microsoft.com/office/word/2006/wordml" xmlns:wps="http://schemas.microsoft.com/office/word/2010/wordprocessingShape" mc:Ignorable="w14 w15 w16se w16cid w16 w16cex w16sdtdh w16sdtfl w16du wp14">
+<w:hdr xmlns:wpc="http://schemas.microsoft.com/office/word/2010/wordprocessingCanvas" xmlns:cx="http://schemas.microsoft.com/office/drawing/2014/chartex" xmlns:mc="http://schemas.openxmlformats.org/markup-compatibility/2006" xmlns:o="urn:schemas-microsoft-com:office:office" xmlns:r="http://schemas.openxmlformats.org/officeDocument/2006/relationships" xmlns:m="http://schemas.openxmlformats.org/officeDocument/2006/math" xmlns:v="urn:schemas-microsoft-com:vml" xmlns:wp14="http://schemas.microsoft.com/office/word/2010/wordprocessingDrawing" xmlns:wp="http://schemas.openxmlformats.org/drawingml/2006/wordprocessingDrawing" xmlns:w10="urn:schemas-microsoft-com:office:word" xmlns:w="http://schemas.openxmlformats.org/wordprocessingml/2006/main" xmlns:w14="http://schemas.microsoft.com/office/word/2010/wordml" xmlns:w15="http://schemas.microsoft.com/office/word/2012/wordml" xmlns:w16se="http://schemas.microsoft.com/office/word/2015/wordml/symex" xmlns:wpg="http://schemas.microsoft.com/office/word/2010/wordprocessingGroup" xmlns:wpi="http://schemas.microsoft.com/office/word/2010/wordprocessingInk" xmlns:wne="http://schemas.microsoft.com/office/word/2006/wordml" xmlns:wps="http://schemas.microsoft.com/office/word/2010/wordprocessingShape" mc:Ignorable="w14 w15 w16se wp14">
   <w:p>
     <w:pPr>
       <w:pStyle w:val="ad"/>
@@ -1707,7 +1705,7 @@
 </file>
 
 <file path=word/numbering.xml><?xml version="1.0" encoding="utf-8"?>
-<w:numbering xmlns:wpc="http://schemas.microsoft.com/office/word/2010/wordprocessingCanvas" xmlns:cx="http://schemas.microsoft.com/office/drawing/2014/chartex" xmlns:cx1="http://schemas.microsoft.com/office/drawing/2015/9/8/chartex" xmlns:cx2="http://schemas.microsoft.com/office/drawing/2015/10/21/chartex" xmlns:cx3="http://schemas.microsoft.com/office/drawing/2016/5/9/chartex" xmlns:cx4="http://schemas.microsoft.com/office/drawing/2016/5/10/chartex" xmlns:cx5="http://schemas.microsoft.com/office/drawing/2016/5/11/chartex" xmlns:cx6="http://schemas.microsoft.com/office/drawing/2016/5/12/chartex" xmlns:cx7="http://schemas.microsoft.com/office/drawing/2016/5/13/chartex" xmlns:cx8="http://schemas.microsoft.com/office/drawing/2016/5/14/chartex" xmlns:mc="http://schemas.openxmlformats.org/markup-compatibility/2006" xmlns:aink="http://schemas.microsoft.com/office/drawing/2016/ink" xmlns:am3d="http://schemas.microsoft.com/office/drawing/2017/model3d" xmlns:o="urn:schemas-microsoft-com:office:office" xmlns:oel="http://schemas.microsoft.com/office/2019/extlst" xmlns:r="http://schemas.openxmlformats.org/officeDocument/2006/relationships" xmlns:m="http://schemas.openxmlformats.org/officeDocument/2006/math" xmlns:v="urn:schemas-microsoft-com:vml" xmlns:wp14="http://schemas.microsoft.com/office/word/2010/wordprocessingDrawing" xmlns:wp="http://schemas.openxmlformats.org/drawingml/2006/wordprocessingDrawing" xmlns:w10="urn:schemas-microsoft-com:office:word" xmlns:w="http://schemas.openxmlformats.org/wordprocessingml/2006/main" xmlns:w14="http://schemas.microsoft.com/office/word/2010/wordml" xmlns:w15="http://schemas.microsoft.com/office/word/2012/wordml" xmlns:w16cex="http://schemas.microsoft.com/office/word/2018/wordml/cex" xmlns:w16cid="http://schemas.microsoft.com/office/word/2016/wordml/cid" xmlns:w16="http://schemas.microsoft.com/office/word/2018/wordml" xmlns:w16du="http://schemas.microsoft.com/office/word/2023/wordml/word16du" xmlns:w16sdtdh="http://schemas.microsoft.com/office/word/2020/wordml/sdtdatahash" xmlns:w16sdtfl="http://schemas.microsoft.com/office/word/2024/wordml/sdtformatlock" xmlns:w16se="http://schemas.microsoft.com/office/word/2015/wordml/symex" xmlns:wpg="http://schemas.microsoft.com/office/word/2010/wordprocessingGroup" xmlns:wpi="http://schemas.microsoft.com/office/word/2010/wordprocessingInk" xmlns:wne="http://schemas.microsoft.com/office/word/2006/wordml" xmlns:wps="http://schemas.microsoft.com/office/word/2010/wordprocessingShape" mc:Ignorable="w14 w15 w16se w16cid w16 w16cex w16sdtdh w16sdtfl w16du wp14">
+<w:numbering xmlns:wpc="http://schemas.microsoft.com/office/word/2010/wordprocessingCanvas" xmlns:cx="http://schemas.microsoft.com/office/drawing/2014/chartex" xmlns:mc="http://schemas.openxmlformats.org/markup-compatibility/2006" xmlns:o="urn:schemas-microsoft-com:office:office" xmlns:r="http://schemas.openxmlformats.org/officeDocument/2006/relationships" xmlns:m="http://schemas.openxmlformats.org/officeDocument/2006/math" xmlns:v="urn:schemas-microsoft-com:vml" xmlns:wp14="http://schemas.microsoft.com/office/word/2010/wordprocessingDrawing" xmlns:wp="http://schemas.openxmlformats.org/drawingml/2006/wordprocessingDrawing" xmlns:w10="urn:schemas-microsoft-com:office:word" xmlns:w="http://schemas.openxmlformats.org/wordprocessingml/2006/main" xmlns:w14="http://schemas.microsoft.com/office/word/2010/wordml" xmlns:w15="http://schemas.microsoft.com/office/word/2012/wordml" xmlns:w16se="http://schemas.microsoft.com/office/word/2015/wordml/symex" xmlns:wpg="http://schemas.microsoft.com/office/word/2010/wordprocessingGroup" xmlns:wpi="http://schemas.microsoft.com/office/word/2010/wordprocessingInk" xmlns:wne="http://schemas.microsoft.com/office/word/2006/wordml" xmlns:wps="http://schemas.microsoft.com/office/word/2010/wordprocessingShape" mc:Ignorable="w14 w15 w16se wp14">
   <w:abstractNum w:abstractNumId="0" w15:restartNumberingAfterBreak="0">
     <w:nsid w:val="0CEF506D"/>
     <w:multiLevelType w:val="multilevel"/>
@@ -2163,32 +2161,32 @@
       <w:lvlJc w:val="left"/>
     </w:lvl>
   </w:abstractNum>
-  <w:num w:numId="1" w16cid:durableId="890656266">
+  <w:num w:numId="1">
     <w:abstractNumId w:val="3"/>
   </w:num>
-  <w:num w:numId="2" w16cid:durableId="1782798122">
+  <w:num w:numId="2">
     <w:abstractNumId w:val="1"/>
   </w:num>
-  <w:num w:numId="3" w16cid:durableId="766386782">
+  <w:num w:numId="3">
     <w:abstractNumId w:val="4"/>
   </w:num>
-  <w:num w:numId="4" w16cid:durableId="116264384">
+  <w:num w:numId="4">
     <w:abstractNumId w:val="0"/>
   </w:num>
-  <w:num w:numId="5" w16cid:durableId="2111658804">
+  <w:num w:numId="5">
     <w:abstractNumId w:val="6"/>
   </w:num>
-  <w:num w:numId="6" w16cid:durableId="123549168">
+  <w:num w:numId="6">
     <w:abstractNumId w:val="5"/>
   </w:num>
-  <w:num w:numId="7" w16cid:durableId="487206353">
+  <w:num w:numId="7">
     <w:abstractNumId w:val="2"/>
   </w:num>
 </w:numbering>
 </file>
 
 <file path=word/styles.xml><?xml version="1.0" encoding="utf-8"?>
-<w:styles xmlns:mc="http://schemas.openxmlformats.org/markup-compatibility/2006" xmlns:r="http://schemas.openxmlformats.org/officeDocument/2006/relationships" xmlns:w="http://schemas.openxmlformats.org/wordprocessingml/2006/main" xmlns:w14="http://schemas.microsoft.com/office/word/2010/wordml" xmlns:w15="http://schemas.microsoft.com/office/word/2012/wordml" xmlns:w16cex="http://schemas.microsoft.com/office/word/2018/wordml/cex" xmlns:w16cid="http://schemas.microsoft.com/office/word/2016/wordml/cid" xmlns:w16="http://schemas.microsoft.com/office/word/2018/wordml" xmlns:w16du="http://schemas.microsoft.com/office/word/2023/wordml/word16du" xmlns:w16sdtdh="http://schemas.microsoft.com/office/word/2020/wordml/sdtdatahash" xmlns:w16sdtfl="http://schemas.microsoft.com/office/word/2024/wordml/sdtformatlock" xmlns:w16se="http://schemas.microsoft.com/office/word/2015/wordml/symex" mc:Ignorable="w14 w15 w16se w16cid w16 w16cex w16sdtdh w16sdtfl w16du">
+<w:styles xmlns:mc="http://schemas.openxmlformats.org/markup-compatibility/2006" xmlns:r="http://schemas.openxmlformats.org/officeDocument/2006/relationships" xmlns:w="http://schemas.openxmlformats.org/wordprocessingml/2006/main" xmlns:w14="http://schemas.microsoft.com/office/word/2010/wordml" xmlns:w15="http://schemas.microsoft.com/office/word/2012/wordml" xmlns:w16se="http://schemas.microsoft.com/office/word/2015/wordml/symex" mc:Ignorable="w14 w15 w16se">
   <w:docDefaults>
     <w:rPrDefault>
       <w:rPr>
@@ -2205,7 +2203,7 @@
       </w:pPr>
     </w:pPrDefault>
   </w:docDefaults>
-  <w:latentStyles w:defLockedState="0" w:defUIPriority="99" w:defSemiHidden="0" w:defUnhideWhenUsed="0" w:defQFormat="0" w:count="376">
+  <w:latentStyles w:defLockedState="0" w:defUIPriority="99" w:defSemiHidden="0" w:defUnhideWhenUsed="0" w:defQFormat="0" w:count="371">
     <w:lsdException w:name="Normal" w:uiPriority="0" w:qFormat="1"/>
     <w:lsdException w:name="heading 1" w:uiPriority="9" w:qFormat="1"/>
     <w:lsdException w:name="heading 2" w:semiHidden="1" w:uiPriority="9" w:unhideWhenUsed="1" w:qFormat="1"/>
@@ -2577,11 +2575,6 @@
     <w:lsdException w:name="List Table 5 Dark Accent 6" w:uiPriority="50"/>
     <w:lsdException w:name="List Table 6 Colorful Accent 6" w:uiPriority="51"/>
     <w:lsdException w:name="List Table 7 Colorful Accent 6" w:uiPriority="52"/>
-    <w:lsdException w:name="Mention" w:semiHidden="1" w:unhideWhenUsed="1"/>
-    <w:lsdException w:name="Smart Hyperlink" w:semiHidden="1" w:unhideWhenUsed="1"/>
-    <w:lsdException w:name="Hashtag" w:semiHidden="1" w:unhideWhenUsed="1"/>
-    <w:lsdException w:name="Unresolved Mention" w:semiHidden="1" w:unhideWhenUsed="1"/>
-    <w:lsdException w:name="Smart Link" w:semiHidden="1" w:unhideWhenUsed="1"/>
   </w:latentStyles>
   <w:style w:type="paragraph" w:default="1" w:styleId="a">
     <w:name w:val="Normal"/>
@@ -3384,7 +3377,7 @@
 </file>
 
 <file path=customXml/itemProps1.xml><?xml version="1.0" encoding="utf-8"?>
-<ds:datastoreItem xmlns:ds="http://schemas.openxmlformats.org/officeDocument/2006/customXml" ds:itemID="{D8BEE5C3-2868-4B95-BE08-23D46A3167E4}">
+<ds:datastoreItem xmlns:ds="http://schemas.openxmlformats.org/officeDocument/2006/customXml" ds:itemID="{68B24E04-7B75-4A39-B675-90C94C429465}">
   <ds:schemaRefs>
     <ds:schemaRef ds:uri="http://schemas.openxmlformats.org/officeDocument/2006/bibliography"/>
   </ds:schemaRefs>
